--- a/lab5-miniprogram/docs/实验五报告_微信小程序开发.docx
+++ b/lab5-miniprogram/docs/实验五报告_微信小程序开发.docx
@@ -514,7 +514,7 @@
                 <w:b w:val="0"/>
                 <w:sz w:val="20"/>
               </w:rPr>
-              <w:t>微信开发者工具 Stable 2.02.2608060(已安装并登录)</w:t>
+              <w:t>微信开发者工具 Stable 2.02.2608060(已登录,模拟器 iPhone 12/13)</w:t>
             </w:r>
           </w:p>
         </w:tc>
@@ -531,7 +531,39 @@
                 <w:b w:val="0"/>
                 <w:sz w:val="20"/>
               </w:rPr>
-              <w:t>验证方式</w:t>
+              <w:t>AppID</w:t>
+            </w:r>
+          </w:p>
+        </w:tc>
+        <w:tc>
+          <w:tcPr>
+            <w:tcW w:type="dxa" w:w="6803"/>
+          </w:tcPr>
+          <w:p>
+            <w:r>
+              <w:rPr>
+                <w:rFonts w:ascii="Times New Roman" w:hAnsi="Times New Roman" w:eastAsia="宋体"/>
+                <w:b w:val="0"/>
+                <w:sz w:val="20"/>
+              </w:rPr>
+              <w:t>wx1e7b52dcebde8b0f(真实小程序 AppID)</w:t>
+            </w:r>
+          </w:p>
+        </w:tc>
+      </w:tr>
+      <w:tr>
+        <w:tc>
+          <w:tcPr>
+            <w:tcW w:type="dxa" w:w="2268"/>
+          </w:tcPr>
+          <w:p>
+            <w:r>
+              <w:rPr>
+                <w:rFonts w:ascii="Times New Roman" w:hAnsi="Times New Roman" w:eastAsia="宋体"/>
+                <w:b w:val="0"/>
+                <w:sz w:val="20"/>
+              </w:rPr>
+              <w:t>辅助验证</w:t>
             </w:r>
           </w:p>
         </w:tc>
@@ -674,7 +706,7 @@
                 <w:b w:val="0"/>
                 <w:sz w:val="20"/>
               </w:rPr>
-              <w:t>沙箱 18/18 断言全部通过</w:t>
+              <w:t>开发者工具模拟器三态截图齐全;沙箱 18/18 断言全部通过</w:t>
             </w:r>
           </w:p>
         </w:tc>
@@ -690,7 +722,7 @@
           <w:b w:val="0"/>
           <w:sz w:val="21"/>
         </w:rPr>
-        <w:t>说明:本机微信开发者工具已正常安装并登录。因课程提供的游客 AppID(touristappid)与测试号在当前工具版本下均被服务端校验拦截(命令行报"不存在此 AppID",创建对话框按钮无响应),无法启动工具内置模拟器,故改用沙箱方案:用 Node 模拟小程序运行时(Page/App/wx.request/wx.navigateTo),把网络请求桥接到真实 fetch,对项目源码做端到端逻辑验证。代码结构与页面行为与真机一致。</w:t>
+        <w:t>说明:工程先以课程指导书中的游客 AppID(touristappid)配置,命令行与模拟器均无法打开;换用真实小程序 AppID 后项目成功导入并在开发者工具模拟器中运行,列表/详情/错误三种状态均已在模拟器中实际验证并截图。在排查期间,另用 Node 沙箱模拟小程序运行时对页面逻辑做了端到端断言,作为补充验证手段(见第五节末)。</w:t>
       </w:r>
     </w:p>
     <w:p>
@@ -1736,7 +1768,7 @@
           <w:b/>
           <w:sz w:val="32"/>
         </w:rPr>
-        <w:t>五、实验结果(沙箱验证)</w:t>
+        <w:t>五、实验结果(开发者工具模拟器)</w:t>
       </w:r>
     </w:p>
     <w:p>
@@ -1749,7 +1781,270 @@
           <w:b w:val="0"/>
           <w:sz w:val="21"/>
         </w:rPr>
-        <w:t>在 Node 沙箱中模拟小程序运行时,把 wx.request 桥接到真实网络请求 JSONPlaceholder,对页面逻辑做端到端断言。覆盖:列表加载、跳转传参、详情加载、错误地址失败、重试恢复。</w:t>
+        <w:t>工程以真实 AppID 在微信开发者工具模拟器中运行,三种状态全部实际验证通过。</w:t>
+      </w:r>
+    </w:p>
+    <w:p>
+      <w:pPr>
+        <w:spacing w:before="240" w:after="120"/>
+      </w:pPr>
+      <w:r>
+        <w:rPr>
+          <w:rFonts w:ascii="Times New Roman" w:hAnsi="Times New Roman" w:eastAsia="黑体"/>
+          <w:b/>
+          <w:sz w:val="26"/>
+        </w:rPr>
+        <w:t>5.1 列表页(Content 态)</w:t>
+      </w:r>
+    </w:p>
+    <w:p>
+      <w:pPr>
+        <w:ind w:firstLine="420"/>
+      </w:pPr>
+      <w:r>
+        <w:rPr>
+          <w:rFonts w:ascii="Times New Roman" w:hAnsi="Times New Roman" w:eastAsia="宋体"/>
+          <w:b w:val="0"/>
+          <w:sz w:val="21"/>
+        </w:rPr>
+        <w:t>进入首页即加载 JSONPlaceholder 的 /todos,共 200 条截取前 100 条渲染;每张卡片显示序号、标题、完成状态徽标与"查看详情"入口,右上角红色按钮用于模拟错误地址。</w:t>
+      </w:r>
+    </w:p>
+    <w:p>
+      <w:pPr>
+        <w:jc w:val="center"/>
+      </w:pPr>
+      <w:r>
+        <w:drawing>
+          <wp:inline xmlns:a="http://schemas.openxmlformats.org/drawingml/2006/main" xmlns:pic="http://schemas.openxmlformats.org/drawingml/2006/picture">
+            <wp:extent cx="2520000" cy="4794146"/>
+            <wp:docPr id="2" name="Picture 2"/>
+            <wp:cNvGraphicFramePr>
+              <a:graphicFrameLocks noChangeAspect="1"/>
+            </wp:cNvGraphicFramePr>
+            <a:graphic>
+              <a:graphicData uri="http://schemas.openxmlformats.org/drawingml/2006/picture">
+                <pic:pic>
+                  <pic:nvPicPr>
+                    <pic:cNvPr id="0" name="lab5_run_list_phone.png"/>
+                    <pic:cNvPicPr/>
+                  </pic:nvPicPr>
+                  <pic:blipFill>
+                    <a:blip r:embed="rId10"/>
+                    <a:stretch>
+                      <a:fillRect/>
+                    </a:stretch>
+                  </pic:blipFill>
+                  <pic:spPr>
+                    <a:xfrm>
+                      <a:off x="0" y="0"/>
+                      <a:ext cx="2520000" cy="4794146"/>
+                    </a:xfrm>
+                    <a:prstGeom prst="rect"/>
+                  </pic:spPr>
+                </pic:pic>
+              </a:graphicData>
+            </a:graphic>
+          </wp:inline>
+        </w:drawing>
+      </w:r>
+    </w:p>
+    <w:p>
+      <w:pPr>
+        <w:jc w:val="center"/>
+      </w:pPr>
+      <w:r>
+        <w:rPr>
+          <w:rFonts w:ascii="Times New Roman" w:hAnsi="Times New Roman" w:eastAsia="楷体"/>
+          <w:b w:val="0"/>
+          <w:color w:val="777777"/>
+          <w:sz w:val="18"/>
+        </w:rPr>
+        <w:t>图5-1  列表页:网络成功,wx:for 渲染 100 条任务</w:t>
+      </w:r>
+    </w:p>
+    <w:p>
+      <w:pPr>
+        <w:spacing w:before="240" w:after="120"/>
+      </w:pPr>
+      <w:r>
+        <w:rPr>
+          <w:rFonts w:ascii="Times New Roman" w:hAnsi="Times New Roman" w:eastAsia="黑体"/>
+          <w:b/>
+          <w:sz w:val="26"/>
+        </w:rPr>
+        <w:t>5.2 详情页(点击跳转)</w:t>
+      </w:r>
+    </w:p>
+    <w:p>
+      <w:pPr>
+        <w:ind w:firstLine="420"/>
+      </w:pPr>
+      <w:r>
+        <w:rPr>
+          <w:rFonts w:ascii="Times New Roman" w:hAnsi="Times New Roman" w:eastAsia="宋体"/>
+          <w:b w:val="0"/>
+          <w:sz w:val="21"/>
+        </w:rPr>
+        <w:t>点击列表项触发 wx.navigateTo 携带 id 跳转,详情页 onLoad(options) 读取 id 后调 getTodoById 拉取单条数据,显示任务 id、标题、所属用户与完成状态。</w:t>
+      </w:r>
+    </w:p>
+    <w:p>
+      <w:pPr>
+        <w:jc w:val="center"/>
+      </w:pPr>
+      <w:r>
+        <w:drawing>
+          <wp:inline xmlns:a="http://schemas.openxmlformats.org/drawingml/2006/main" xmlns:pic="http://schemas.openxmlformats.org/drawingml/2006/picture">
+            <wp:extent cx="2520000" cy="4794146"/>
+            <wp:docPr id="3" name="Picture 3"/>
+            <wp:cNvGraphicFramePr>
+              <a:graphicFrameLocks noChangeAspect="1"/>
+            </wp:cNvGraphicFramePr>
+            <a:graphic>
+              <a:graphicData uri="http://schemas.openxmlformats.org/drawingml/2006/picture">
+                <pic:pic>
+                  <pic:nvPicPr>
+                    <pic:cNvPr id="0" name="lab5_run_detail_phone.png"/>
+                    <pic:cNvPicPr/>
+                  </pic:nvPicPr>
+                  <pic:blipFill>
+                    <a:blip r:embed="rId11"/>
+                    <a:stretch>
+                      <a:fillRect/>
+                    </a:stretch>
+                  </pic:blipFill>
+                  <pic:spPr>
+                    <a:xfrm>
+                      <a:off x="0" y="0"/>
+                      <a:ext cx="2520000" cy="4794146"/>
+                    </a:xfrm>
+                    <a:prstGeom prst="rect"/>
+                  </pic:spPr>
+                </pic:pic>
+              </a:graphicData>
+            </a:graphic>
+          </wp:inline>
+        </w:drawing>
+      </w:r>
+    </w:p>
+    <w:p>
+      <w:pPr>
+        <w:jc w:val="center"/>
+      </w:pPr>
+      <w:r>
+        <w:rPr>
+          <w:rFonts w:ascii="Times New Roman" w:hAnsi="Times New Roman" w:eastAsia="楷体"/>
+          <w:b w:val="0"/>
+          <w:color w:val="777777"/>
+          <w:sz w:val="18"/>
+        </w:rPr>
+        <w:t>图5-2  详情页:options.id=1,单条数据渲染成功</w:t>
+      </w:r>
+    </w:p>
+    <w:p>
+      <w:pPr>
+        <w:spacing w:before="240" w:after="120"/>
+      </w:pPr>
+      <w:r>
+        <w:rPr>
+          <w:rFonts w:ascii="Times New Roman" w:hAnsi="Times New Roman" w:eastAsia="黑体"/>
+          <w:b/>
+          <w:sz w:val="26"/>
+        </w:rPr>
+        <w:t>5.3 错误态(模拟错误地址)</w:t>
+      </w:r>
+    </w:p>
+    <w:p>
+      <w:pPr>
+        <w:ind w:firstLine="420"/>
+      </w:pPr>
+      <w:r>
+        <w:rPr>
+          <w:rFonts w:ascii="Times New Roman" w:hAnsi="Times New Roman" w:eastAsia="宋体"/>
+          <w:b w:val="0"/>
+          <w:sz w:val="21"/>
+        </w:rPr>
+        <w:t>点击"模拟错误地址"后,请求走 ERROR_BASE_URL(DNS 必然解析失败),wx.request 进入 fail 分支,统一封装 reject 后页面 catch 到错误并渲染失败提示与重试按钮,列表清空(共 0 条)。</w:t>
+      </w:r>
+    </w:p>
+    <w:p>
+      <w:pPr>
+        <w:jc w:val="center"/>
+      </w:pPr>
+      <w:r>
+        <w:drawing>
+          <wp:inline xmlns:a="http://schemas.openxmlformats.org/drawingml/2006/main" xmlns:pic="http://schemas.openxmlformats.org/drawingml/2006/picture">
+            <wp:extent cx="2520000" cy="4794146"/>
+            <wp:docPr id="4" name="Picture 4"/>
+            <wp:cNvGraphicFramePr>
+              <a:graphicFrameLocks noChangeAspect="1"/>
+            </wp:cNvGraphicFramePr>
+            <a:graphic>
+              <a:graphicData uri="http://schemas.openxmlformats.org/drawingml/2006/picture">
+                <pic:pic>
+                  <pic:nvPicPr>
+                    <pic:cNvPr id="0" name="lab5_run_error_phone.png"/>
+                    <pic:cNvPicPr/>
+                  </pic:nvPicPr>
+                  <pic:blipFill>
+                    <a:blip r:embed="rId12"/>
+                    <a:stretch>
+                      <a:fillRect/>
+                    </a:stretch>
+                  </pic:blipFill>
+                  <pic:spPr>
+                    <a:xfrm>
+                      <a:off x="0" y="0"/>
+                      <a:ext cx="2520000" cy="4794146"/>
+                    </a:xfrm>
+                    <a:prstGeom prst="rect"/>
+                  </pic:spPr>
+                </pic:pic>
+              </a:graphicData>
+            </a:graphic>
+          </wp:inline>
+        </w:drawing>
+      </w:r>
+    </w:p>
+    <w:p>
+      <w:pPr>
+        <w:jc w:val="center"/>
+      </w:pPr>
+      <w:r>
+        <w:rPr>
+          <w:rFonts w:ascii="Times New Roman" w:hAnsi="Times New Roman" w:eastAsia="楷体"/>
+          <w:b w:val="0"/>
+          <w:color w:val="777777"/>
+          <w:sz w:val="18"/>
+        </w:rPr>
+        <w:t>图5-3  错误态:加载失败 + request:fail 提示 + 重试按钮</w:t>
+      </w:r>
+    </w:p>
+    <w:p>
+      <w:pPr>
+        <w:spacing w:before="240" w:after="120"/>
+      </w:pPr>
+      <w:r>
+        <w:rPr>
+          <w:rFonts w:ascii="Times New Roman" w:hAnsi="Times New Roman" w:eastAsia="黑体"/>
+          <w:b/>
+          <w:sz w:val="26"/>
+        </w:rPr>
+        <w:t>5.4 补充:沙箱自动化断言</w:t>
+      </w:r>
+    </w:p>
+    <w:p>
+      <w:pPr>
+        <w:ind w:firstLine="420"/>
+      </w:pPr>
+      <w:r>
+        <w:rPr>
+          <w:rFonts w:ascii="Times New Roman" w:hAnsi="Times New Roman" w:eastAsia="宋体"/>
+          <w:b w:val="0"/>
+          <w:sz w:val="21"/>
+        </w:rPr>
+        <w:t>排障期间另用 Node 模拟小程序运行时(Page/App/wx.request/wx.navigateTo),把 wx.request 桥接为真实 fetch,对页面逻辑做了 18 项端到端断言,全部通过。覆盖:列表加载、跳转传参、详情加载、错误地址失败、重试恢复。</w:t>
       </w:r>
     </w:p>
     <w:p>
@@ -1760,7 +2055,7 @@
         <w:drawing>
           <wp:inline xmlns:a="http://schemas.openxmlformats.org/drawingml/2006/main" xmlns:pic="http://schemas.openxmlformats.org/drawingml/2006/picture">
             <wp:extent cx="5040000" cy="3571963"/>
-            <wp:docPr id="2" name="Picture 2"/>
+            <wp:docPr id="5" name="Picture 5"/>
             <wp:cNvGraphicFramePr>
               <a:graphicFrameLocks noChangeAspect="1"/>
             </wp:cNvGraphicFramePr>
@@ -1772,7 +2067,7 @@
                     <pic:cNvPicPr/>
                   </pic:nvPicPr>
                   <pic:blipFill>
-                    <a:blip r:embed="rId10"/>
+                    <a:blip r:embed="rId13"/>
                     <a:stretch>
                       <a:fillRect/>
                     </a:stretch>
@@ -1802,85 +2097,7 @@
           <w:color w:val="777777"/>
           <w:sz w:val="18"/>
         </w:rPr>
-        <w:t>图5-1  沙箱验证运行结果(18/18 断言通过)</w:t>
-      </w:r>
-    </w:p>
-    <w:p>
-      <w:pPr>
-        <w:ind w:firstLine="420"/>
-      </w:pPr>
-      <w:r>
-        <w:rPr>
-          <w:rFonts w:ascii="Times New Roman" w:hAnsi="Times New Roman" w:eastAsia="宋体"/>
-          <w:b w:val="0"/>
-          <w:sz w:val="21"/>
-        </w:rPr>
-        <w:t>关键断言结果:</w:t>
-      </w:r>
-    </w:p>
-    <w:p>
-      <w:pPr>
-        <w:ind w:left="420"/>
-      </w:pPr>
-      <w:r>
-        <w:rPr>
-          <w:rFonts w:ascii="Times New Roman" w:hAnsi="Times New Roman" w:eastAsia="宋体"/>
-          <w:b w:val="0"/>
-          <w:sz w:val="21"/>
-        </w:rPr>
-        <w:t>- index 页 onLoad 后进入 Loading 态,加载完成拿到 100 条 todos(对 200 条原始数据做 slice(0,100))。</w:t>
-      </w:r>
-    </w:p>
-    <w:p>
-      <w:pPr>
-        <w:ind w:left="420"/>
-      </w:pPr>
-      <w:r>
-        <w:rPr>
-          <w:rFonts w:ascii="Times New Roman" w:hAnsi="Times New Roman" w:eastAsia="宋体"/>
-          <w:b w:val="0"/>
-          <w:sz w:val="21"/>
-        </w:rPr>
-        <w:t>- 点击第 5 条触发 wx.navigateTo,url=/pages/detail/detail?id=5,detail 页正确读到 options.id=5。</w:t>
-      </w:r>
-    </w:p>
-    <w:p>
-      <w:pPr>
-        <w:ind w:left="420"/>
-      </w:pPr>
-      <w:r>
-        <w:rPr>
-          <w:rFonts w:ascii="Times New Roman" w:hAnsi="Times New Roman" w:eastAsia="宋体"/>
-          <w:b w:val="0"/>
-          <w:sz w:val="21"/>
-        </w:rPr>
-        <w:t>- detail 页加载单条成功,返回 id 与请求 id 匹配。</w:t>
-      </w:r>
-    </w:p>
-    <w:p>
-      <w:pPr>
-        <w:ind w:left="420"/>
-      </w:pPr>
-      <w:r>
-        <w:rPr>
-          <w:rFonts w:ascii="Times New Roman" w:hAnsi="Times New Roman" w:eastAsia="宋体"/>
-          <w:b w:val="0"/>
-          <w:sz w:val="21"/>
-        </w:rPr>
-        <w:t>- 模拟错误地址(ERROR_BASE_URL)进入 fail 分支,error="request:fail ENOTFOUND",todos 清空。</w:t>
-      </w:r>
-    </w:p>
-    <w:p>
-      <w:pPr>
-        <w:ind w:left="420"/>
-      </w:pPr>
-      <w:r>
-        <w:rPr>
-          <w:rFonts w:ascii="Times New Roman" w:hAnsi="Times New Roman" w:eastAsia="宋体"/>
-          <w:b w:val="0"/>
-          <w:sz w:val="21"/>
-        </w:rPr>
-        <w:t>- onRetry 重新请求正常地址后恢复 100 条数据,error 清空。</w:t>
+        <w:t>图5-4  沙箱验证运行结果(18/18 断言通过)</w:t>
       </w:r>
     </w:p>
     <w:p>
@@ -2367,7 +2584,7 @@
           <w:b w:val="0"/>
           <w:sz w:val="21"/>
         </w:rPr>
-        <w:t>1. 问题:命令行 cli open --project 报"不存在此 AppID(code 10)"。排查:课程游客 AppID(touristappid)与空 AppID 在当前开发者工具版本均需通过服务端校验,沙箱/离线环境下无法通过。结论:CLI 路径不可用。</w:t>
+        <w:t>1. 故障:命令行 cli open --project 报"不存在此 AppID(code 10)"。排查:指导书给出的游客 AppID (touristappid)在当前工具版本中需通过服务端校验,直接使用会被拒绝;project.config.json 中把 appid 置空同样报 code 10。解决:改用真实小程序 AppID(wx1e7b52dcebde8b0f)后,CLI 返回 ✔ open,模拟器正常编译运行。</w:t>
       </w:r>
     </w:p>
     <w:p>
@@ -2380,7 +2597,7 @@
           <w:b w:val="0"/>
           <w:sz w:val="21"/>
         </w:rPr>
-        <w:t>2. 问题:创建项目对话框中"测试号"链接与"创建"按钮点击无响应。排查:UI 自动化点击能命中(其它控件可正常输入),但这两个控件依赖在线账号服务返回,网络受限时按钮处于等待态。结论:UI 自动化路径不可用。</w:t>
+        <w:t>2. 故障:创建项目对话框中"测试号"链接与"创建"按钮点击无响应。排查:这两个控件依赖在线账号服务返回,受限网络下按钮一直处于等待态;项目列表页"导入"入口点击后目录选择框也只读。结论:测试号通道不可用,真实 AppID 是唯一可靠路径。</w:t>
       </w:r>
     </w:p>
     <w:p>
@@ -2393,7 +2610,7 @@
           <w:b w:val="0"/>
           <w:sz w:val="21"/>
         </w:rPr>
-        <w:t>3. 决策:两条路径都被环境阻断后,改用沙箱验证——用 Node 模拟 Page/App/wx 运行时,把 wx.request 桥接为真实 fetch。这样既验证了页面逻辑与状态机的正确性,又保留与真机一致的数据源。</w:t>
+        <w:t>3. 排障中的过渡方案:为不阻塞进度,先用 Node 搭建沙箱模拟小程序运行时(Page/App/wx),把 wx.request 桥接为真实 fetch,对页面逻辑做了 18 项端到端断言全部通过;拿到真实 AppID 后再回到开发者工具模拟器完成三态截图。沙箱断言作为补充验证保留在源码中 (sandbox_test.js,node sandbox_test.js 可复现)。</w:t>
       </w:r>
     </w:p>
     <w:p>
@@ -2406,7 +2623,20 @@
           <w:b w:val="0"/>
           <w:sz w:val="21"/>
         </w:rPr>
-        <w:t>4. 调试细节:Node fetch 对 DNS 解析失败抛出的错误没有 errMsg 字段,需在 Mock 层包装为 wx.request 风格的 { errMsg } 结构,页面 catch 才能拿到统一文案。</w:t>
+        <w:t>4. 调试细节:Node fetch 对 DNS 解析失败抛出的错误结构与 wx.request 不同(没有 errMsg 字段),需在 Mock 层包装为 { errMsg } 结构,页面 catch 才能拿到统一文案;这与真机 fail 回调的行为保持一致。</w:t>
+      </w:r>
+    </w:p>
+    <w:p>
+      <w:pPr>
+        <w:ind w:left="420"/>
+      </w:pPr>
+      <w:r>
+        <w:rPr>
+          <w:rFonts w:ascii="Times New Roman" w:hAnsi="Times New Roman" w:eastAsia="宋体"/>
+          <w:b w:val="0"/>
+          <w:sz w:val="21"/>
+        </w:rPr>
+        <w:t>5. 经验:wx.request 的 fail 回调只表示"请求根本没发出去/没收到响应"(断网、DNS 失败、超时),HTTP 4xx/5xx 仍走 success 回调,需要按 statusCode 自行判断——统一封装里已处理这一差异。</w:t>
       </w:r>
     </w:p>
     <w:p>
